--- a/pract-2-awdf-24cs047.docx
+++ b/pract-2-awdf-24cs047.docx
@@ -1213,7 +1213,7 @@
               <w:br/>
               <w:t xml:space="preserve">      technologies: ["React", "React Router", "Vite", "CSS3"],</w:t>
               <w:br/>
-              <w:t xml:space="preserve">      repoLink: "https://github.com/24CS047Manav/Awdf-Practical_1"</w:t>
+              <w:t xml:space="preserve">      repoLink: "https://github.com/24CS047Manav/Awdf_Practica_2"</w:t>
               <w:br/>
               <w:t xml:space="preserve">    },</w:t>
               <w:br/>
@@ -1721,23 +1721,8 @@
                 <w:lang w:val="en-IN" w:eastAsia="en-IN"/>
               </w:rPr>
             </w:pPr>
-            <w:r/>
-            <w:r>
-              <w:rPr>
-                <w:rFonts w:ascii="Times New Roman" w:hAnsi="Times New Roman"/>
-                <w:b/>
-                <w:sz w:val="22"/>
-              </w:rPr>
-              <w:t xml:space="preserve">GitHub Link Repository Link: </w:t>
-            </w:r>
-            <w:r>
-              <w:rPr>
-                <w:rFonts w:ascii="Times New Roman" w:hAnsi="Times New Roman"/>
-                <w:b/>
-                <w:color w:val="0000CC"/>
-                <w:sz w:val="22"/>
-              </w:rPr>
-              <w:t>https://github.com/24CS047Manav/Awdf-Practical_1</w:t>
+            <w:r>
+              <w:t>GitHub Link Repository Link: https://github.com/24CS047Manav/Awdf_Practica_2</w:t>
             </w:r>
           </w:p>
           <w:bookmarkEnd w:id="1"/>
@@ -1965,6 +1950,165 @@
                 <w:sz w:val="21"/>
               </w:rPr>
               <w:t>Added a fallback wildcard route ('*') rendering a styled NotFound error component with a return button to the Home route.</w:t>
+            </w:r>
+          </w:p>
+          <w:p>
+            <w:pPr>
+              <w:spacing w:before="240" w:after="80"/>
+            </w:pPr>
+            <w:r>
+              <w:rPr>
+                <w:b/>
+                <w:sz w:val="21"/>
+              </w:rPr>
+              <w:br/>
+              <w:t>Figure 1: Home Page &amp; Navigation (React Router v6)</w:t>
+            </w:r>
+          </w:p>
+          <w:p>
+            <w:pPr>
+              <w:spacing w:after="160"/>
+              <w:jc w:val="center"/>
+            </w:pPr>
+            <w:r>
+              <w:drawing>
+                <wp:inline xmlns:a="http://schemas.openxmlformats.org/drawingml/2006/main" xmlns:pic="http://schemas.openxmlformats.org/drawingml/2006/picture">
+                  <wp:extent cx="5303520" cy="3521869"/>
+                  <wp:docPr id="1" name="Picture 1"/>
+                  <wp:cNvGraphicFramePr>
+                    <a:graphicFrameLocks noChangeAspect="1"/>
+                  </wp:cNvGraphicFramePr>
+                  <a:graphic>
+                    <a:graphicData uri="http://schemas.openxmlformats.org/drawingml/2006/picture">
+                      <pic:pic>
+                        <pic:nvPicPr>
+                          <pic:cNvPr id="0" name="practical_2_home.png"/>
+                          <pic:cNvPicPr/>
+                        </pic:nvPicPr>
+                        <pic:blipFill>
+                          <a:blip r:embed="rId17"/>
+                          <a:stretch>
+                            <a:fillRect/>
+                          </a:stretch>
+                        </pic:blipFill>
+                        <pic:spPr>
+                          <a:xfrm>
+                            <a:off x="0" y="0"/>
+                            <a:ext cx="5303520" cy="3521869"/>
+                          </a:xfrm>
+                          <a:prstGeom prst="rect"/>
+                        </pic:spPr>
+                      </pic:pic>
+                    </a:graphicData>
+                  </a:graphic>
+                </wp:inline>
+              </w:drawing>
+            </w:r>
+          </w:p>
+          <w:p>
+            <w:pPr>
+              <w:spacing w:before="240" w:after="80"/>
+            </w:pPr>
+            <w:r>
+              <w:rPr>
+                <w:b/>
+                <w:sz w:val="21"/>
+              </w:rPr>
+              <w:br/>
+              <w:t>Figure 2: Contact Page with Controlled Form &amp; Live useState State Preview</w:t>
+            </w:r>
+          </w:p>
+          <w:p>
+            <w:pPr>
+              <w:spacing w:after="160"/>
+              <w:jc w:val="center"/>
+            </w:pPr>
+            <w:r>
+              <w:drawing>
+                <wp:inline xmlns:a="http://schemas.openxmlformats.org/drawingml/2006/main" xmlns:pic="http://schemas.openxmlformats.org/drawingml/2006/picture">
+                  <wp:extent cx="5303520" cy="3521869"/>
+                  <wp:docPr id="2" name="Picture 2"/>
+                  <wp:cNvGraphicFramePr>
+                    <a:graphicFrameLocks noChangeAspect="1"/>
+                  </wp:cNvGraphicFramePr>
+                  <a:graphic>
+                    <a:graphicData uri="http://schemas.openxmlformats.org/drawingml/2006/picture">
+                      <pic:pic>
+                        <pic:nvPicPr>
+                          <pic:cNvPr id="0" name="practical_2_contact.png"/>
+                          <pic:cNvPicPr/>
+                        </pic:nvPicPr>
+                        <pic:blipFill>
+                          <a:blip r:embed="rId18"/>
+                          <a:stretch>
+                            <a:fillRect/>
+                          </a:stretch>
+                        </pic:blipFill>
+                        <pic:spPr>
+                          <a:xfrm>
+                            <a:off x="0" y="0"/>
+                            <a:ext cx="5303520" cy="3521869"/>
+                          </a:xfrm>
+                          <a:prstGeom prst="rect"/>
+                        </pic:spPr>
+                      </pic:pic>
+                    </a:graphicData>
+                  </a:graphic>
+                </wp:inline>
+              </w:drawing>
+            </w:r>
+          </w:p>
+          <w:p>
+            <w:pPr>
+              <w:spacing w:before="240" w:after="80"/>
+            </w:pPr>
+            <w:r>
+              <w:rPr>
+                <w:b/>
+                <w:sz w:val="21"/>
+              </w:rPr>
+              <w:br/>
+              <w:t>Figure 3: Dark Mode Theme State Toggle</w:t>
+            </w:r>
+          </w:p>
+          <w:p>
+            <w:pPr>
+              <w:spacing w:after="160"/>
+              <w:jc w:val="center"/>
+            </w:pPr>
+            <w:r>
+              <w:drawing>
+                <wp:inline xmlns:a="http://schemas.openxmlformats.org/drawingml/2006/main" xmlns:pic="http://schemas.openxmlformats.org/drawingml/2006/picture">
+                  <wp:extent cx="5303520" cy="3521869"/>
+                  <wp:docPr id="3" name="Picture 3"/>
+                  <wp:cNvGraphicFramePr>
+                    <a:graphicFrameLocks noChangeAspect="1"/>
+                  </wp:cNvGraphicFramePr>
+                  <a:graphic>
+                    <a:graphicData uri="http://schemas.openxmlformats.org/drawingml/2006/picture">
+                      <pic:pic>
+                        <pic:nvPicPr>
+                          <pic:cNvPr id="0" name="practical_2_dark.png"/>
+                          <pic:cNvPicPr/>
+                        </pic:nvPicPr>
+                        <pic:blipFill>
+                          <a:blip r:embed="rId19"/>
+                          <a:stretch>
+                            <a:fillRect/>
+                          </a:stretch>
+                        </pic:blipFill>
+                        <pic:spPr>
+                          <a:xfrm>
+                            <a:off x="0" y="0"/>
+                            <a:ext cx="5303520" cy="3521869"/>
+                          </a:xfrm>
+                          <a:prstGeom prst="rect"/>
+                        </pic:spPr>
+                      </pic:pic>
+                    </a:graphicData>
+                  </a:graphic>
+                </wp:inline>
+              </w:drawing>
             </w:r>
           </w:p>
         </w:tc>

--- a/pract-2-awdf-24cs047.docx
+++ b/pract-2-awdf-24cs047.docx
@@ -68,6 +68,7 @@
         </w:tblPrEx>
         <w:trPr>
           <w:trHeight w:val="285" w:hRule="atLeast"/>
+          <w:cantSplit/>
         </w:trPr>
         <w:tc>
           <w:tcPr>
@@ -88,6 +89,7 @@
           <w:p>
             <w:pPr>
               <w:spacing w:after="0" w:line="240" w:lineRule="auto"/>
+              <w:jc w:val="left"/>
               <w:rPr>
                 <w:rFonts w:ascii="Times New Roman" w:hAnsi="Times New Roman" w:eastAsia="Times New Roman" w:cs="Times New Roman"/>
                 <w:color w:val="000000"/>
@@ -125,6 +127,7 @@
           <w:p>
             <w:pPr>
               <w:spacing w:after="0" w:line="240" w:lineRule="auto"/>
+              <w:jc w:val="left"/>
               <w:rPr>
                 <w:rFonts w:hint="default" w:ascii="Times New Roman" w:hAnsi="Times New Roman" w:eastAsia="Times New Roman" w:cs="Times New Roman"/>
                 <w:b/>
@@ -172,6 +175,7 @@
           <w:p>
             <w:pPr>
               <w:spacing w:after="0" w:line="240" w:lineRule="auto"/>
+              <w:jc w:val="left"/>
               <w:rPr>
                 <w:rFonts w:ascii="Times New Roman" w:hAnsi="Times New Roman" w:eastAsia="Times New Roman" w:cs="Times New Roman"/>
                 <w:sz w:val="24"/>
@@ -208,6 +212,7 @@
           <w:p>
             <w:pPr>
               <w:spacing w:after="0" w:line="240" w:lineRule="auto"/>
+              <w:jc w:val="left"/>
               <w:rPr>
                 <w:rFonts w:hint="default" w:ascii="Times New Roman" w:hAnsi="Times New Roman" w:eastAsia="Times New Roman" w:cs="Times New Roman"/>
                 <w:b/>
@@ -248,6 +253,7 @@
         </w:tblPrEx>
         <w:trPr>
           <w:trHeight w:val="285" w:hRule="atLeast"/>
+          <w:cantSplit/>
         </w:trPr>
         <w:tc>
           <w:tcPr>
@@ -268,6 +274,7 @@
           <w:p>
             <w:pPr>
               <w:spacing w:after="0" w:line="240" w:lineRule="auto"/>
+              <w:jc w:val="left"/>
               <w:rPr>
                 <w:rFonts w:ascii="Times New Roman" w:hAnsi="Times New Roman" w:eastAsia="Times New Roman" w:cs="Times New Roman"/>
                 <w:sz w:val="24"/>
@@ -283,7 +290,7 @@
                 <w:sz w:val="24"/>
                 <w:szCs w:val="24"/>
               </w:rPr>
-              <w:t>Subject code &amp; Name :</w:t>
+              <w:t>Subject code &amp; Name :</w:t>
             </w:r>
           </w:p>
         </w:tc>
@@ -306,6 +313,7 @@
           <w:p>
             <w:pPr>
               <w:spacing w:after="0" w:line="240" w:lineRule="auto"/>
+              <w:jc w:val="left"/>
               <w:rPr>
                 <w:rFonts w:ascii="Times New Roman" w:hAnsi="Times New Roman" w:eastAsia="Times New Roman" w:cs="Times New Roman"/>
                 <w:b/>
@@ -315,7 +323,7 @@
             </w:pPr>
             <w:r>
               <w:rPr>
-                <w:rFonts w:ascii="Cambria" w:hAnsi="Cambria" w:eastAsia="Cambria" w:cs="Cambria"/>
+                <w:rFonts w:ascii="Times New Roman" w:hAnsi="Times New Roman" w:eastAsia="Cambria" w:cs="Cambria"/>
                 <w:b/>
                 <w:sz w:val="18"/>
                 <w:szCs w:val="18"/>
@@ -324,7 +332,7 @@
             </w:r>
             <w:r>
               <w:rPr>
-                <w:rFonts w:ascii="Cambria" w:hAnsi="Cambria" w:eastAsia="Cambria" w:cs="Cambria"/>
+                <w:rFonts w:ascii="Times New Roman" w:hAnsi="Times New Roman" w:eastAsia="Cambria" w:cs="Cambria"/>
                 <w:b/>
                 <w:color w:val="000000"/>
                 <w:sz w:val="18"/>
@@ -362,6 +370,7 @@
           <w:p>
             <w:pPr>
               <w:spacing w:after="0" w:line="240" w:lineRule="auto"/>
+              <w:jc w:val="left"/>
               <w:rPr>
                 <w:rFonts w:ascii="Times New Roman" w:hAnsi="Times New Roman" w:eastAsia="Times New Roman" w:cs="Times New Roman"/>
                 <w:sz w:val="24"/>
@@ -397,6 +406,7 @@
           <w:p>
             <w:pPr>
               <w:spacing w:after="0" w:line="240" w:lineRule="auto"/>
+              <w:jc w:val="left"/>
               <w:rPr>
                 <w:rFonts w:hint="default" w:ascii="Times New Roman" w:hAnsi="Times New Roman" w:eastAsia="Times New Roman" w:cs="Times New Roman"/>
                 <w:b/>
@@ -436,6 +446,7 @@
           <w:p>
             <w:pPr>
               <w:spacing w:after="0" w:line="240" w:lineRule="auto"/>
+              <w:jc w:val="left"/>
               <w:rPr>
                 <w:rFonts w:ascii="Times New Roman" w:hAnsi="Times New Roman" w:eastAsia="Times New Roman" w:cs="Times New Roman"/>
                 <w:sz w:val="24"/>
@@ -472,6 +483,7 @@
           <w:p>
             <w:pPr>
               <w:spacing w:after="0" w:line="240" w:lineRule="auto"/>
+              <w:jc w:val="left"/>
               <w:rPr>
                 <w:rFonts w:ascii="Times New Roman" w:hAnsi="Times New Roman" w:eastAsia="Times New Roman" w:cs="Times New Roman"/>
                 <w:sz w:val="24"/>
@@ -508,6 +520,7 @@
           <w:p>
             <w:pPr>
               <w:spacing w:after="0" w:line="240" w:lineRule="auto"/>
+              <w:jc w:val="left"/>
               <w:rPr>
                 <w:rFonts w:ascii="Times New Roman" w:hAnsi="Times New Roman" w:eastAsia="Times New Roman" w:cs="Times New Roman"/>
                 <w:b/>
@@ -585,6 +598,7 @@
         </w:tblPrEx>
         <w:trPr>
           <w:trHeight w:val="240" w:hRule="atLeast"/>
+          <w:cantSplit/>
         </w:trPr>
         <w:tc>
           <w:tcPr>
@@ -593,7 +607,7 @@
           </w:tcPr>
           <w:p>
             <w:pPr>
-              <w:spacing w:after="0" w:line="240" w:lineRule="auto"/>
+              <w:spacing w:after="80" w:line="240" w:lineRule="auto" w:before="80"/>
               <w:ind w:right="450"/>
               <w:jc w:val="center"/>
               <w:rPr>
@@ -605,7 +619,13 @@
                 <w:u w:val="single"/>
               </w:rPr>
             </w:pPr>
-            <w:r/>
+            <w:r>
+              <w:rPr>
+                <w:rFonts w:ascii="Times New Roman" w:hAnsi="Times New Roman"/>
+                <w:b/>
+                <w:sz w:val="24"/>
+              </w:rPr>
+            </w:r>
             <w:r>
               <w:rPr>
                 <w:rFonts w:ascii="Times New Roman" w:hAnsi="Times New Roman"/>
@@ -636,6 +656,7 @@
         </w:tblPrEx>
         <w:trPr>
           <w:trHeight w:val="270" w:hRule="atLeast"/>
+          <w:cantSplit/>
         </w:trPr>
         <w:tc>
           <w:tcPr>
@@ -643,7 +664,7 @@
           </w:tcPr>
           <w:p>
             <w:pPr>
-              <w:spacing w:after="0" w:line="240" w:lineRule="auto"/>
+              <w:spacing w:after="80" w:line="240" w:lineRule="auto" w:before="80"/>
               <w:ind w:right="450"/>
               <w:jc w:val="center"/>
               <w:rPr>
@@ -653,12 +674,18 @@
                 <w:szCs w:val="30"/>
               </w:rPr>
             </w:pPr>
-            <w:r/>
             <w:r>
               <w:rPr>
                 <w:rFonts w:ascii="Times New Roman" w:hAnsi="Times New Roman"/>
                 <w:b/>
-                <w:sz w:val="24"/>
+                <w:sz w:val="22"/>
+              </w:rPr>
+            </w:r>
+            <w:r>
+              <w:rPr>
+                <w:rFonts w:ascii="Times New Roman" w:hAnsi="Times New Roman"/>
+                <w:b/>
+                <w:sz w:val="22"/>
               </w:rPr>
               <w:t>Aim</w:t>
             </w:r>
@@ -684,6 +711,7 @@
         </w:tblPrEx>
         <w:trPr>
           <w:trHeight w:val="611" w:hRule="atLeast"/>
+          <w:cantSplit/>
         </w:trPr>
         <w:tc>
           <w:tcPr>
@@ -691,18 +719,24 @@
           </w:tcPr>
           <w:p>
             <w:pPr>
-              <w:spacing w:after="0" w:line="240" w:lineRule="auto"/>
+              <w:spacing w:after="80" w:line="276" w:lineRule="auto" w:before="80"/>
+              <w:jc w:val="left"/>
               <w:rPr>
                 <w:rFonts w:ascii="Times New Roman" w:hAnsi="Times New Roman" w:eastAsia="Times New Roman" w:cs="Times New Roman"/>
                 <w:sz w:val="24"/>
                 <w:szCs w:val="24"/>
               </w:rPr>
             </w:pPr>
-            <w:r/>
             <w:r>
               <w:rPr>
                 <w:rFonts w:ascii="Times New Roman" w:hAnsi="Times New Roman"/>
-                <w:sz w:val="22"/>
+                <w:sz w:val="21"/>
+              </w:rPr>
+            </w:r>
+            <w:r>
+              <w:rPr>
+                <w:rFonts w:ascii="Times New Roman" w:hAnsi="Times New Roman"/>
+                <w:sz w:val="21"/>
               </w:rPr>
               <w:t>To implement reactive state management using useState and multi-page navigation using React Router in the existing portfolio application.</w:t>
             </w:r>
@@ -735,7 +769,7 @@
           </w:tcPr>
           <w:p>
             <w:pPr>
-              <w:spacing w:after="0" w:line="240" w:lineRule="auto"/>
+              <w:spacing w:after="80" w:line="240" w:lineRule="auto" w:before="80"/>
               <w:ind w:right="450"/>
               <w:jc w:val="center"/>
               <w:rPr>
@@ -744,34 +778,48 @@
                 <w:szCs w:val="30"/>
               </w:rPr>
             </w:pPr>
-            <w:r/>
             <w:r>
               <w:rPr>
                 <w:rFonts w:ascii="Times New Roman" w:hAnsi="Times New Roman"/>
                 <w:b/>
-                <w:sz w:val="24"/>
+                <w:sz w:val="22"/>
+              </w:rPr>
+            </w:r>
+            <w:r>
+              <w:rPr>
+                <w:rFonts w:ascii="Times New Roman" w:hAnsi="Times New Roman"/>
+                <w:b/>
+                <w:sz w:val="22"/>
               </w:rPr>
               <w:t>Code</w:t>
             </w:r>
           </w:p>
           <w:p>
+            <w:pPr>
+              <w:spacing w:before="0" w:after="40" w:line="252" w:lineRule="auto"/>
+              <w:jc w:val="left"/>
+            </w:pPr>
             <w:r>
               <w:rPr>
                 <w:rFonts w:ascii="Consolas" w:hAnsi="Consolas"/>
                 <w:b/>
                 <w:color w:val="003366"/>
-                <w:sz w:val="20"/>
+                <w:sz w:val="19"/>
               </w:rPr>
               <w:br/>
               <w:t>// File: src/main.jsx</w:t>
             </w:r>
           </w:p>
           <w:p>
+            <w:pPr>
+              <w:spacing w:before="0" w:after="40" w:line="252" w:lineRule="auto"/>
+              <w:jc w:val="left"/>
+            </w:pPr>
             <w:r>
               <w:rPr>
                 <w:rFonts w:ascii="Consolas" w:hAnsi="Consolas"/>
                 <w:color w:val="222222"/>
-                <w:sz w:val="18"/>
+                <w:sz w:val="19"/>
               </w:rPr>
               <w:t>import { StrictMode } from 'react'</w:t>
               <w:br/>
@@ -801,23 +849,31 @@
             </w:r>
           </w:p>
           <w:p>
+            <w:pPr>
+              <w:spacing w:before="0" w:after="40" w:line="252" w:lineRule="auto"/>
+              <w:jc w:val="left"/>
+            </w:pPr>
             <w:r>
               <w:rPr>
                 <w:rFonts w:ascii="Consolas" w:hAnsi="Consolas"/>
                 <w:b/>
                 <w:color w:val="003366"/>
-                <w:sz w:val="20"/>
+                <w:sz w:val="19"/>
               </w:rPr>
               <w:br/>
               <w:t>// File: src/App.jsx</w:t>
             </w:r>
           </w:p>
           <w:p>
+            <w:pPr>
+              <w:spacing w:before="0" w:after="40" w:line="252" w:lineRule="auto"/>
+              <w:jc w:val="left"/>
+            </w:pPr>
             <w:r>
               <w:rPr>
                 <w:rFonts w:ascii="Consolas" w:hAnsi="Consolas"/>
                 <w:color w:val="222222"/>
-                <w:sz w:val="18"/>
+                <w:sz w:val="19"/>
               </w:rPr>
               <w:t>import { useState } from 'react';</w:t>
               <w:br/>
@@ -880,23 +936,31 @@
             </w:r>
           </w:p>
           <w:p>
+            <w:pPr>
+              <w:spacing w:before="0" w:after="40" w:line="252" w:lineRule="auto"/>
+              <w:jc w:val="left"/>
+            </w:pPr>
             <w:r>
               <w:rPr>
                 <w:rFonts w:ascii="Consolas" w:hAnsi="Consolas"/>
                 <w:b/>
                 <w:color w:val="003366"/>
-                <w:sz w:val="20"/>
+                <w:sz w:val="19"/>
               </w:rPr>
               <w:br/>
               <w:t>// File: src/components/NavBar.jsx</w:t>
             </w:r>
           </w:p>
           <w:p>
+            <w:pPr>
+              <w:spacing w:before="0" w:after="40" w:line="252" w:lineRule="auto"/>
+              <w:jc w:val="left"/>
+            </w:pPr>
             <w:r>
               <w:rPr>
                 <w:rFonts w:ascii="Consolas" w:hAnsi="Consolas"/>
                 <w:color w:val="222222"/>
-                <w:sz w:val="18"/>
+                <w:sz w:val="19"/>
               </w:rPr>
               <w:t>import { NavLink } from 'react-router-dom';</w:t>
               <w:br/>
@@ -993,23 +1057,31 @@
             </w:r>
           </w:p>
           <w:p>
+            <w:pPr>
+              <w:spacing w:before="0" w:after="40" w:line="252" w:lineRule="auto"/>
+              <w:jc w:val="left"/>
+            </w:pPr>
             <w:r>
               <w:rPr>
                 <w:rFonts w:ascii="Consolas" w:hAnsi="Consolas"/>
                 <w:b/>
                 <w:color w:val="003366"/>
-                <w:sz w:val="20"/>
+                <w:sz w:val="19"/>
               </w:rPr>
               <w:br/>
               <w:t>// File: src/components/Home.jsx</w:t>
             </w:r>
           </w:p>
           <w:p>
+            <w:pPr>
+              <w:spacing w:before="0" w:after="40" w:line="252" w:lineRule="auto"/>
+              <w:jc w:val="left"/>
+            </w:pPr>
             <w:r>
               <w:rPr>
                 <w:rFonts w:ascii="Consolas" w:hAnsi="Consolas"/>
                 <w:color w:val="222222"/>
-                <w:sz w:val="18"/>
+                <w:sz w:val="19"/>
               </w:rPr>
               <w:t>import Header from './Header';</w:t>
               <w:br/>
@@ -1042,23 +1114,31 @@
             </w:r>
           </w:p>
           <w:p>
+            <w:pPr>
+              <w:spacing w:before="0" w:after="40" w:line="252" w:lineRule="auto"/>
+              <w:jc w:val="left"/>
+            </w:pPr>
             <w:r>
               <w:rPr>
                 <w:rFonts w:ascii="Consolas" w:hAnsi="Consolas"/>
                 <w:b/>
                 <w:color w:val="003366"/>
-                <w:sz w:val="20"/>
+                <w:sz w:val="19"/>
               </w:rPr>
               <w:br/>
               <w:t>// File: src/components/Header.jsx</w:t>
             </w:r>
           </w:p>
           <w:p>
+            <w:pPr>
+              <w:spacing w:before="0" w:after="40" w:line="252" w:lineRule="auto"/>
+              <w:jc w:val="left"/>
+            </w:pPr>
             <w:r>
               <w:rPr>
                 <w:rFonts w:ascii="Consolas" w:hAnsi="Consolas"/>
                 <w:color w:val="222222"/>
-                <w:sz w:val="18"/>
+                <w:sz w:val="19"/>
               </w:rPr>
               <w:t>function Header() {</w:t>
               <w:br/>
@@ -1081,23 +1161,31 @@
             </w:r>
           </w:p>
           <w:p>
+            <w:pPr>
+              <w:spacing w:before="0" w:after="40" w:line="252" w:lineRule="auto"/>
+              <w:jc w:val="left"/>
+            </w:pPr>
             <w:r>
               <w:rPr>
                 <w:rFonts w:ascii="Consolas" w:hAnsi="Consolas"/>
                 <w:b/>
                 <w:color w:val="003366"/>
-                <w:sz w:val="20"/>
+                <w:sz w:val="19"/>
               </w:rPr>
               <w:br/>
               <w:t>// File: src/components/About.jsx</w:t>
             </w:r>
           </w:p>
           <w:p>
+            <w:pPr>
+              <w:spacing w:before="0" w:after="40" w:line="252" w:lineRule="auto"/>
+              <w:jc w:val="left"/>
+            </w:pPr>
             <w:r>
               <w:rPr>
                 <w:rFonts w:ascii="Consolas" w:hAnsi="Consolas"/>
                 <w:color w:val="222222"/>
-                <w:sz w:val="18"/>
+                <w:sz w:val="19"/>
               </w:rPr>
               <w:t>function About() {</w:t>
               <w:br/>
@@ -1120,23 +1208,31 @@
             </w:r>
           </w:p>
           <w:p>
+            <w:pPr>
+              <w:spacing w:before="0" w:after="40" w:line="252" w:lineRule="auto"/>
+              <w:jc w:val="left"/>
+            </w:pPr>
             <w:r>
               <w:rPr>
                 <w:rFonts w:ascii="Consolas" w:hAnsi="Consolas"/>
                 <w:b/>
                 <w:color w:val="003366"/>
-                <w:sz w:val="20"/>
+                <w:sz w:val="19"/>
               </w:rPr>
               <w:br/>
               <w:t>// File: src/components/Skills.jsx</w:t>
             </w:r>
           </w:p>
           <w:p>
+            <w:pPr>
+              <w:spacing w:before="0" w:after="40" w:line="252" w:lineRule="auto"/>
+              <w:jc w:val="left"/>
+            </w:pPr>
             <w:r>
               <w:rPr>
                 <w:rFonts w:ascii="Consolas" w:hAnsi="Consolas"/>
                 <w:color w:val="222222"/>
-                <w:sz w:val="18"/>
+                <w:sz w:val="19"/>
               </w:rPr>
               <w:t>function Skills() {</w:t>
               <w:br/>
@@ -1173,23 +1269,31 @@
             </w:r>
           </w:p>
           <w:p>
+            <w:pPr>
+              <w:spacing w:before="0" w:after="40" w:line="252" w:lineRule="auto"/>
+              <w:jc w:val="left"/>
+            </w:pPr>
             <w:r>
               <w:rPr>
                 <w:rFonts w:ascii="Consolas" w:hAnsi="Consolas"/>
                 <w:b/>
                 <w:color w:val="003366"/>
-                <w:sz w:val="20"/>
+                <w:sz w:val="19"/>
               </w:rPr>
               <w:br/>
               <w:t>// File: src/components/Projects.jsx</w:t>
             </w:r>
           </w:p>
           <w:p>
+            <w:pPr>
+              <w:spacing w:before="0" w:after="40" w:line="252" w:lineRule="auto"/>
+              <w:jc w:val="left"/>
+            </w:pPr>
             <w:r>
               <w:rPr>
                 <w:rFonts w:ascii="Consolas" w:hAnsi="Consolas"/>
                 <w:color w:val="222222"/>
-                <w:sz w:val="18"/>
+                <w:sz w:val="19"/>
               </w:rPr>
               <w:t>import { useState } from 'react';</w:t>
               <w:br/>
@@ -1354,23 +1458,31 @@
             </w:r>
           </w:p>
           <w:p>
+            <w:pPr>
+              <w:spacing w:before="0" w:after="40" w:line="252" w:lineRule="auto"/>
+              <w:jc w:val="left"/>
+            </w:pPr>
             <w:r>
               <w:rPr>
                 <w:rFonts w:ascii="Consolas" w:hAnsi="Consolas"/>
                 <w:b/>
                 <w:color w:val="003366"/>
-                <w:sz w:val="20"/>
+                <w:sz w:val="19"/>
               </w:rPr>
               <w:br/>
               <w:t>// File: src/components/Contact.jsx</w:t>
             </w:r>
           </w:p>
           <w:p>
+            <w:pPr>
+              <w:spacing w:before="0" w:after="40" w:line="252" w:lineRule="auto"/>
+              <w:jc w:val="left"/>
+            </w:pPr>
             <w:r>
               <w:rPr>
                 <w:rFonts w:ascii="Consolas" w:hAnsi="Consolas"/>
                 <w:color w:val="222222"/>
-                <w:sz w:val="18"/>
+                <w:sz w:val="19"/>
               </w:rPr>
               <w:t>import { useState } from 'react';</w:t>
               <w:br/>
@@ -1585,23 +1697,31 @@
             </w:r>
           </w:p>
           <w:p>
+            <w:pPr>
+              <w:spacing w:before="0" w:after="40" w:line="252" w:lineRule="auto"/>
+              <w:jc w:val="left"/>
+            </w:pPr>
             <w:r>
               <w:rPr>
                 <w:rFonts w:ascii="Consolas" w:hAnsi="Consolas"/>
                 <w:b/>
                 <w:color w:val="003366"/>
-                <w:sz w:val="20"/>
+                <w:sz w:val="19"/>
               </w:rPr>
               <w:br/>
               <w:t>// File: src/components/NotFound.jsx</w:t>
             </w:r>
           </w:p>
           <w:p>
+            <w:pPr>
+              <w:spacing w:before="0" w:after="40" w:line="252" w:lineRule="auto"/>
+              <w:jc w:val="left"/>
+            </w:pPr>
             <w:r>
               <w:rPr>
                 <w:rFonts w:ascii="Consolas" w:hAnsi="Consolas"/>
                 <w:color w:val="222222"/>
-                <w:sz w:val="18"/>
+                <w:sz w:val="19"/>
               </w:rPr>
               <w:t>import { Link } from 'react-router-dom';</w:t>
               <w:br/>
@@ -1640,23 +1760,31 @@
             </w:r>
           </w:p>
           <w:p>
+            <w:pPr>
+              <w:spacing w:before="0" w:after="40" w:line="252" w:lineRule="auto"/>
+              <w:jc w:val="left"/>
+            </w:pPr>
             <w:r>
               <w:rPr>
                 <w:rFonts w:ascii="Consolas" w:hAnsi="Consolas"/>
                 <w:b/>
                 <w:color w:val="003366"/>
-                <w:sz w:val="20"/>
+                <w:sz w:val="19"/>
               </w:rPr>
               <w:br/>
               <w:t>// File: src/components/Footer.jsx</w:t>
             </w:r>
           </w:p>
           <w:p>
+            <w:pPr>
+              <w:spacing w:before="0" w:after="40" w:line="252" w:lineRule="auto"/>
+              <w:jc w:val="left"/>
+            </w:pPr>
             <w:r>
               <w:rPr>
                 <w:rFonts w:ascii="Consolas" w:hAnsi="Consolas"/>
                 <w:color w:val="222222"/>
-                <w:sz w:val="18"/>
+                <w:sz w:val="19"/>
               </w:rPr>
               <w:t>function Footer() {</w:t>
               <w:br/>
@@ -1703,6 +1831,7 @@
         </w:tblPrEx>
         <w:trPr>
           <w:trHeight w:val="92" w:hRule="atLeast"/>
+          <w:cantSplit/>
         </w:trPr>
         <w:tc>
           <w:tcPr>
@@ -1711,7 +1840,8 @@
           </w:tcPr>
           <w:p>
             <w:pPr>
-              <w:spacing w:after="0" w:line="285" w:lineRule="atLeast"/>
+              <w:spacing w:after="80" w:line="285" w:lineRule="atLeast" w:before="80"/>
+              <w:jc w:val="left"/>
               <w:rPr>
                 <w:rFonts w:ascii="Consolas" w:hAnsi="Consolas" w:eastAsia="Times New Roman" w:cs="Times New Roman"/>
                 <w:b/>
@@ -1721,15 +1851,31 @@
                 <w:lang w:val="en-IN" w:eastAsia="en-IN"/>
               </w:rPr>
             </w:pPr>
-            <w:r>
-              <w:t>GitHub Link Repository Link: https://github.com/24CS047Manav/Awdf_Practica_2</w:t>
+            <w:r/>
+            <w:r>
+              <w:rPr>
+                <w:rFonts w:ascii="Times New Roman" w:hAnsi="Times New Roman"/>
+                <w:b/>
+                <w:sz w:val="21"/>
+              </w:rPr>
+              <w:t xml:space="preserve">GitHub Repository Link: </w:t>
+            </w:r>
+            <w:r>
+              <w:rPr>
+                <w:rFonts w:ascii="Times New Roman" w:hAnsi="Times New Roman"/>
+                <w:color w:val="003399"/>
+                <w:sz w:val="21"/>
+                <w:u w:val="single"/>
+              </w:rPr>
+              <w:t>https://github.com/24CS047Manav/Awdf_Practica_2</w:t>
             </w:r>
           </w:p>
           <w:bookmarkEnd w:id="1"/>
           <w:p>
             <w:pPr>
-              <w:spacing w:after="0" w:line="240" w:lineRule="auto"/>
+              <w:spacing w:after="80" w:line="240" w:lineRule="auto" w:before="80"/>
               <w:ind w:right="450"/>
+              <w:jc w:val="left"/>
               <w:rPr>
                 <w:rFonts w:ascii="Times New Roman" w:hAnsi="Times New Roman" w:eastAsia="Times New Roman" w:cs="Times New Roman"/>
                 <w:sz w:val="24"/>
@@ -1737,6 +1883,23 @@
               </w:rPr>
             </w:pPr>
             <w:r/>
+            <w:r>
+              <w:rPr>
+                <w:rFonts w:ascii="Times New Roman" w:hAnsi="Times New Roman"/>
+                <w:b/>
+                <w:sz w:val="21"/>
+              </w:rPr>
+              <w:t xml:space="preserve">GitHub Repository Link: </w:t>
+            </w:r>
+            <w:r>
+              <w:rPr>
+                <w:rFonts w:ascii="Times New Roman" w:hAnsi="Times New Roman"/>
+                <w:color w:val="003399"/>
+                <w:sz w:val="21"/>
+                <w:u w:val="single"/>
+              </w:rPr>
+              <w:t>https://github.com/24CS047Manav/Awdf_Practica_2</w:t>
+            </w:r>
           </w:p>
         </w:tc>
       </w:tr>
@@ -1759,6 +1922,7 @@
         </w:tblPrEx>
         <w:trPr>
           <w:trHeight w:val="73" w:hRule="atLeast"/>
+          <w:cantSplit/>
         </w:trPr>
         <w:tc>
           <w:tcPr>
@@ -1766,19 +1930,26 @@
           </w:tcPr>
           <w:p>
             <w:pPr>
-              <w:spacing w:after="0" w:line="240" w:lineRule="auto"/>
+              <w:keepNext/>
+              <w:spacing w:after="80" w:line="240" w:lineRule="auto" w:before="80"/>
               <w:ind w:right="450"/>
               <w:jc w:val="center"/>
               <w:rPr>
                 <w:rFonts w:ascii="Times New Roman" w:hAnsi="Times New Roman" w:eastAsia="Times New Roman" w:cs="Times New Roman"/>
               </w:rPr>
             </w:pPr>
-            <w:r/>
             <w:r>
               <w:rPr>
                 <w:rFonts w:ascii="Times New Roman" w:hAnsi="Times New Roman"/>
                 <w:b/>
-                <w:sz w:val="24"/>
+                <w:sz w:val="22"/>
+              </w:rPr>
+            </w:r>
+            <w:r>
+              <w:rPr>
+                <w:rFonts w:ascii="Times New Roman" w:hAnsi="Times New Roman"/>
+                <w:b/>
+                <w:sz w:val="22"/>
               </w:rPr>
               <w:t>Output</w:t>
             </w:r>
@@ -1811,7 +1982,7 @@
           </w:tcPr>
           <w:p>
             <w:pPr>
-              <w:spacing w:after="0" w:line="240" w:lineRule="auto"/>
+              <w:spacing w:after="0" w:line="40" w:lineRule="exact" w:before="0"/>
               <w:ind w:right="450"/>
               <w:jc w:val="both"/>
               <w:rPr>
@@ -1825,7 +1996,7 @@
           </w:p>
           <w:p>
             <w:pPr>
-              <w:spacing w:after="0" w:line="240" w:lineRule="auto"/>
+              <w:spacing w:after="0" w:line="40" w:lineRule="exact" w:before="0"/>
               <w:ind w:right="450"/>
               <w:jc w:val="center"/>
               <w:rPr>
@@ -1839,114 +2010,150 @@
             <w:r/>
           </w:p>
           <w:p>
+            <w:pPr>
+              <w:keepLines/>
+              <w:spacing w:line="276" w:lineRule="auto" w:before="120" w:after="120"/>
+              <w:jc w:val="left"/>
+            </w:pPr>
+            <w:r/>
             <w:r>
               <w:rPr>
                 <w:rFonts w:ascii="Times New Roman" w:hAnsi="Times New Roman"/>
                 <w:b/>
                 <w:sz w:val="22"/>
               </w:rPr>
-              <w:br/>
               <w:t>1. Multi-Page Navigation (React Router v6):</w:t>
               <w:br/>
             </w:r>
             <w:r>
               <w:rPr>
                 <w:rFonts w:ascii="Times New Roman" w:hAnsi="Times New Roman"/>
+                <w:b w:val="0"/>
                 <w:sz w:val="21"/>
               </w:rPr>
               <w:t>Configured client-side routing using BrowserRouter, Routes, Route, and Link/NavLink components without full page reload. The NavBar routes smoothly between Home ('/'), Projects ('/projects'), and Contact ('/contact').</w:t>
             </w:r>
           </w:p>
           <w:p>
+            <w:pPr>
+              <w:keepLines/>
+              <w:spacing w:line="276" w:lineRule="auto" w:before="120" w:after="120"/>
+              <w:jc w:val="left"/>
+            </w:pPr>
+            <w:r/>
             <w:r>
               <w:rPr>
                 <w:rFonts w:ascii="Times New Roman" w:hAnsi="Times New Roman"/>
                 <w:b/>
                 <w:sz w:val="22"/>
               </w:rPr>
-              <w:br/>
               <w:t>2. Controlled Form &amp; Real-Time Input Synchronization (Contact Component):</w:t>
               <w:br/>
             </w:r>
             <w:r>
               <w:rPr>
                 <w:rFonts w:ascii="Times New Roman" w:hAnsi="Times New Roman"/>
+                <w:b w:val="0"/>
                 <w:sz w:val="21"/>
               </w:rPr>
               <w:t>Implemented controlled input tied to useState in Contact.jsx (const [message, setMessage] = useState('')). As the user types, the message state updates synchronously and is reflected in real time in the live preview area below.</w:t>
             </w:r>
           </w:p>
           <w:p>
+            <w:pPr>
+              <w:keepLines/>
+              <w:spacing w:line="276" w:lineRule="auto" w:before="120" w:after="120"/>
+              <w:jc w:val="left"/>
+            </w:pPr>
+            <w:r/>
             <w:r>
               <w:rPr>
                 <w:rFonts w:ascii="Times New Roman" w:hAnsi="Times New Roman"/>
                 <w:b/>
                 <w:sz w:val="22"/>
               </w:rPr>
-              <w:br/>
               <w:t>3. Live Character Counter (Supplementary Problem):</w:t>
               <w:br/>
             </w:r>
             <w:r>
               <w:rPr>
                 <w:rFonts w:ascii="Times New Roman" w:hAnsi="Times New Roman"/>
+                <w:b w:val="0"/>
                 <w:sz w:val="21"/>
               </w:rPr>
               <w:t>A reactive character counter displays the real-time length (message.length) of the user's input directly below the text box.</w:t>
             </w:r>
           </w:p>
           <w:p>
+            <w:pPr>
+              <w:keepLines/>
+              <w:spacing w:line="276" w:lineRule="auto" w:before="120" w:after="120"/>
+              <w:jc w:val="left"/>
+            </w:pPr>
+            <w:r/>
             <w:r>
               <w:rPr>
                 <w:rFonts w:ascii="Times New Roman" w:hAnsi="Times New Roman"/>
                 <w:b/>
                 <w:sz w:val="22"/>
               </w:rPr>
-              <w:br/>
               <w:t>4. UI Visibility Toggle using useState:</w:t>
               <w:br/>
             </w:r>
             <w:r>
               <w:rPr>
                 <w:rFonts w:ascii="Times New Roman" w:hAnsi="Times New Roman"/>
+                <w:b w:val="0"/>
                 <w:sz w:val="21"/>
               </w:rPr>
               <w:t>Added a toggleable Help &amp; Tips guide box (const [showHelp, setShowHelp] = useState(false)) demonstrating dynamic conditional UI rendering with a second useState variable.</w:t>
             </w:r>
           </w:p>
           <w:p>
+            <w:pPr>
+              <w:keepLines/>
+              <w:spacing w:line="276" w:lineRule="auto" w:before="120" w:after="120"/>
+              <w:jc w:val="left"/>
+            </w:pPr>
+            <w:r/>
             <w:r>
               <w:rPr>
                 <w:rFonts w:ascii="Times New Roman" w:hAnsi="Times New Roman"/>
                 <w:b/>
                 <w:sz w:val="22"/>
               </w:rPr>
-              <w:br/>
               <w:t>5. Dark / Light Mode Theme Toggle (Supplementary Problem):</w:t>
               <w:br/>
             </w:r>
             <w:r>
               <w:rPr>
                 <w:rFonts w:ascii="Times New Roman" w:hAnsi="Times New Roman"/>
+                <w:b w:val="0"/>
                 <w:sz w:val="21"/>
               </w:rPr>
               <w:t>Implemented application-wide dark and light mode toggle using useState at the root shell level, dynamically toggling CSS classes (.dark-theme and .light-theme).</w:t>
             </w:r>
           </w:p>
           <w:p>
+            <w:pPr>
+              <w:keepLines/>
+              <w:spacing w:line="276" w:lineRule="auto" w:before="120" w:after="120"/>
+              <w:jc w:val="left"/>
+            </w:pPr>
+            <w:r/>
             <w:r>
               <w:rPr>
                 <w:rFonts w:ascii="Times New Roman" w:hAnsi="Times New Roman"/>
                 <w:b/>
                 <w:sz w:val="22"/>
               </w:rPr>
-              <w:br/>
               <w:t>6. 404 Custom Not Found Route (Supplementary Problem):</w:t>
               <w:br/>
             </w:r>
             <w:r>
               <w:rPr>
                 <w:rFonts w:ascii="Times New Roman" w:hAnsi="Times New Roman"/>
+                <w:b w:val="0"/>
                 <w:sz w:val="21"/>
               </w:rPr>
               <w:t>Added a fallback wildcard route ('*') rendering a styled NotFound error component with a return button to the Home route.</w:t>
@@ -1954,20 +2161,24 @@
           </w:p>
           <w:p>
             <w:pPr>
-              <w:spacing w:before="240" w:after="80"/>
-            </w:pPr>
-            <w:r>
-              <w:rPr>
-                <w:b/>
-                <w:sz w:val="21"/>
-              </w:rPr>
-              <w:br/>
+              <w:spacing w:before="40" w:after="200"/>
+              <w:jc w:val="center"/>
+            </w:pPr>
+            <w:r/>
+            <w:r>
+              <w:rPr>
+                <w:rFonts w:ascii="Times New Roman" w:hAnsi="Times New Roman"/>
+                <w:b/>
+                <w:i/>
+                <w:sz w:val="20"/>
+              </w:rPr>
               <w:t>Figure 1: Home Page &amp; Navigation (React Router v6)</w:t>
             </w:r>
           </w:p>
           <w:p>
             <w:pPr>
-              <w:spacing w:after="160"/>
+              <w:keepNext/>
+              <w:spacing w:after="80" w:before="160"/>
               <w:jc w:val="center"/>
             </w:pPr>
             <w:r>
@@ -2007,20 +2218,24 @@
           </w:p>
           <w:p>
             <w:pPr>
-              <w:spacing w:before="240" w:after="80"/>
-            </w:pPr>
-            <w:r>
-              <w:rPr>
-                <w:b/>
-                <w:sz w:val="21"/>
-              </w:rPr>
-              <w:br/>
+              <w:spacing w:before="40" w:after="200"/>
+              <w:jc w:val="center"/>
+            </w:pPr>
+            <w:r/>
+            <w:r>
+              <w:rPr>
+                <w:rFonts w:ascii="Times New Roman" w:hAnsi="Times New Roman"/>
+                <w:b/>
+                <w:i/>
+                <w:sz w:val="20"/>
+              </w:rPr>
               <w:t>Figure 2: Contact Page with Controlled Form &amp; Live useState State Preview</w:t>
             </w:r>
           </w:p>
           <w:p>
             <w:pPr>
-              <w:spacing w:after="160"/>
+              <w:keepNext/>
+              <w:spacing w:after="80" w:before="160"/>
               <w:jc w:val="center"/>
             </w:pPr>
             <w:r>
@@ -2060,20 +2275,24 @@
           </w:p>
           <w:p>
             <w:pPr>
-              <w:spacing w:before="240" w:after="80"/>
-            </w:pPr>
-            <w:r>
-              <w:rPr>
-                <w:b/>
-                <w:sz w:val="21"/>
-              </w:rPr>
-              <w:br/>
+              <w:spacing w:before="40" w:after="200"/>
+              <w:jc w:val="center"/>
+            </w:pPr>
+            <w:r/>
+            <w:r>
+              <w:rPr>
+                <w:rFonts w:ascii="Times New Roman" w:hAnsi="Times New Roman"/>
+                <w:b/>
+                <w:i/>
+                <w:sz w:val="20"/>
+              </w:rPr>
               <w:t>Figure 3: Dark Mode Theme State Toggle</w:t>
             </w:r>
           </w:p>
           <w:p>
             <w:pPr>
-              <w:spacing w:after="160"/>
+              <w:keepNext/>
+              <w:spacing w:after="80" w:before="160"/>
               <w:jc w:val="center"/>
             </w:pPr>
             <w:r>
@@ -2246,50 +2465,55 @@
     </w:pPr>
     <w:r>
       <w:rPr>
-        <w:rFonts w:ascii="Cambria" w:hAnsi="Cambria" w:eastAsia="Cambria" w:cs="Cambria"/>
+        <w:rFonts w:ascii="Times New Roman" w:hAnsi="Times New Roman" w:eastAsia="Cambria" w:cs="Cambria"/>
       </w:rPr>
       <w:t>Department of Computer Science and Engineering, CSPIT</w:t>
     </w:r>
     <w:r>
       <w:rPr>
-        <w:rFonts w:ascii="Cambria" w:hAnsi="Cambria" w:eastAsia="Cambria" w:cs="Cambria"/>
+        <w:rFonts w:ascii="Times New Roman" w:hAnsi="Times New Roman" w:eastAsia="Cambria" w:cs="Cambria"/>
         <w:color w:val="000000"/>
       </w:rPr>
       <w:tab/>
     </w:r>
     <w:r>
       <w:rPr>
-        <w:rFonts w:ascii="Cambria" w:hAnsi="Cambria" w:eastAsia="Cambria" w:cs="Cambria"/>
+        <w:rFonts w:ascii="Times New Roman" w:hAnsi="Times New Roman" w:eastAsia="Cambria" w:cs="Cambria"/>
         <w:color w:val="000000"/>
       </w:rPr>
       <w:t xml:space="preserve">Page </w:t>
     </w:r>
     <w:r>
       <w:rPr>
+        <w:rFonts w:ascii="Times New Roman" w:hAnsi="Times New Roman"/>
         <w:color w:val="000000"/>
       </w:rPr>
       <w:fldChar w:fldCharType="begin"/>
     </w:r>
     <w:r>
       <w:rPr>
+        <w:rFonts w:ascii="Times New Roman" w:hAnsi="Times New Roman"/>
         <w:color w:val="000000"/>
       </w:rPr>
       <w:instrText xml:space="preserve">PAGE</w:instrText>
     </w:r>
     <w:r>
       <w:rPr>
+        <w:rFonts w:ascii="Times New Roman" w:hAnsi="Times New Roman"/>
         <w:color w:val="000000"/>
       </w:rPr>
       <w:fldChar w:fldCharType="separate"/>
     </w:r>
     <w:r>
       <w:rPr>
+        <w:rFonts w:ascii="Times New Roman" w:hAnsi="Times New Roman"/>
         <w:color w:val="000000"/>
       </w:rPr>
       <w:t>1</w:t>
     </w:r>
     <w:r>
       <w:rPr>
+        <w:rFonts w:ascii="Times New Roman" w:hAnsi="Times New Roman"/>
         <w:color w:val="000000"/>
       </w:rPr>
       <w:fldChar w:fldCharType="end"/>
@@ -2415,7 +2639,7 @@
     </w:pPr>
     <w:r>
       <w:rPr>
-        <w:rFonts w:ascii="Cambria" w:hAnsi="Cambria" w:eastAsia="Cambria" w:cs="Cambria"/>
+        <w:rFonts w:ascii="Times New Roman" w:hAnsi="Times New Roman" w:eastAsia="Cambria" w:cs="Cambria"/>
         <w:b/>
         <w:sz w:val="18"/>
         <w:szCs w:val="18"/>
@@ -2427,7 +2651,7 @@
     </w:r>
     <w:r>
       <w:rPr>
-        <w:rFonts w:ascii="Cambria" w:hAnsi="Cambria" w:eastAsia="Cambria" w:cs="Cambria"/>
+        <w:rFonts w:ascii="Times New Roman" w:hAnsi="Times New Roman" w:eastAsia="Cambria" w:cs="Cambria"/>
         <w:b/>
         <w:color w:val="000000"/>
         <w:sz w:val="18"/>
@@ -2444,34 +2668,34 @@
     </w:r>
     <w:r>
       <w:rPr>
-        <w:rFonts w:ascii="Cambria" w:hAnsi="Cambria" w:eastAsia="Cambria" w:cs="Cambria"/>
+        <w:rFonts w:ascii="Times New Roman" w:hAnsi="Times New Roman" w:eastAsia="Cambria" w:cs="Cambria"/>
         <w:b/>
         <w:color w:val="000000"/>
       </w:rPr>
     </w:r>
     <w:r>
       <w:rPr>
-        <w:rFonts w:ascii="Cambria" w:hAnsi="Cambria" w:eastAsia="Cambria" w:cs="Cambria"/>
+        <w:rFonts w:ascii="Times New Roman" w:hAnsi="Times New Roman" w:eastAsia="Cambria" w:cs="Cambria"/>
         <w:b/>
         <w:color w:val="000000"/>
       </w:rPr>
     </w:r>
     <w:r>
       <w:rPr>
-        <w:rFonts w:ascii="Cambria" w:hAnsi="Cambria" w:eastAsia="Cambria" w:cs="Cambria"/>
+        <w:rFonts w:ascii="Times New Roman" w:hAnsi="Times New Roman" w:eastAsia="Cambria" w:cs="Cambria"/>
         <w:b/>
         <w:color w:val="000000"/>
       </w:rPr>
     </w:r>
     <w:r>
       <w:rPr>
-        <w:rFonts w:ascii="Cambria" w:hAnsi="Cambria" w:eastAsia="Cambria" w:cs="Cambria"/>
+        <w:rFonts w:ascii="Times New Roman" w:hAnsi="Times New Roman" w:eastAsia="Cambria" w:cs="Cambria"/>
         <w:b/>
       </w:rPr>
     </w:r>
     <w:r>
       <w:rPr>
-        <w:rFonts w:hint="default" w:ascii="Cambria" w:hAnsi="Cambria" w:eastAsia="Cambria" w:cs="Cambria"/>
+        <w:rFonts w:hint="default" w:ascii="Times New Roman" w:hAnsi="Times New Roman" w:eastAsia="Cambria" w:cs="Cambria"/>
         <w:b/>
         <w:lang w:val="en-IN"/>
       </w:rPr>
